--- a/docs/Technology choices and justification.docx
+++ b/docs/Technology choices and justification.docx
@@ -25,6 +25,13 @@
     <w:p>
       <w:pPr>
         <w:rPr>
+          <w:lang w:val="en-NL" w:eastAsia="en-US"/>
+        </w:rPr>
+      </w:pPr>
+    </w:p>
+    <w:p>
+      <w:pPr>
+        <w:rPr>
           <w:sz w:val="24"/>
           <w:szCs w:val="24"/>
         </w:rPr>
@@ -36,15 +43,13 @@
         </w:rPr>
         <w:t xml:space="preserve">Each choice below </w:t>
       </w:r>
-      <w:proofErr w:type="spellStart"/>
       <w:r>
         <w:rPr>
           <w:sz w:val="24"/>
           <w:szCs w:val="24"/>
         </w:rPr>
-        <w:t>favours</w:t>
+        <w:t>favors</w:t>
       </w:r>
-      <w:proofErr w:type="spellEnd"/>
       <w:r>
         <w:rPr>
           <w:sz w:val="24"/>
@@ -70,12 +75,6 @@
         <w:gridCol w:w="2340"/>
       </w:tblGrid>
       <w:tr>
-        <w:tblPrEx>
-          <w:tblCellMar>
-            <w:top w:w="0" w:type="dxa"/>
-            <w:bottom w:w="0" w:type="dxa"/>
-          </w:tblCellMar>
-        </w:tblPrEx>
         <w:trPr>
           <w:tblHeader/>
         </w:trPr>
@@ -213,12 +212,6 @@
         </w:tc>
       </w:tr>
       <w:tr>
-        <w:tblPrEx>
-          <w:tblCellMar>
-            <w:top w:w="0" w:type="dxa"/>
-            <w:bottom w:w="0" w:type="dxa"/>
-          </w:tblCellMar>
-        </w:tblPrEx>
         <w:tc>
           <w:tcPr>
             <w:tcW w:w="2340" w:type="dxa"/>
@@ -408,12 +401,6 @@
         </w:tc>
       </w:tr>
       <w:tr>
-        <w:tblPrEx>
-          <w:tblCellMar>
-            <w:top w:w="0" w:type="dxa"/>
-            <w:bottom w:w="0" w:type="dxa"/>
-          </w:tblCellMar>
-        </w:tblPrEx>
         <w:tc>
           <w:tcPr>
             <w:tcW w:w="2340" w:type="dxa"/>
@@ -544,12 +531,6 @@
         </w:tc>
       </w:tr>
       <w:tr>
-        <w:tblPrEx>
-          <w:tblCellMar>
-            <w:top w:w="0" w:type="dxa"/>
-            <w:bottom w:w="0" w:type="dxa"/>
-          </w:tblCellMar>
-        </w:tblPrEx>
         <w:tc>
           <w:tcPr>
             <w:tcW w:w="2340" w:type="dxa"/>
@@ -680,12 +661,6 @@
         </w:tc>
       </w:tr>
       <w:tr>
-        <w:tblPrEx>
-          <w:tblCellMar>
-            <w:top w:w="0" w:type="dxa"/>
-            <w:bottom w:w="0" w:type="dxa"/>
-          </w:tblCellMar>
-        </w:tblPrEx>
         <w:tc>
           <w:tcPr>
             <w:tcW w:w="2340" w:type="dxa"/>
@@ -816,12 +791,6 @@
         </w:tc>
       </w:tr>
       <w:tr>
-        <w:tblPrEx>
-          <w:tblCellMar>
-            <w:top w:w="0" w:type="dxa"/>
-            <w:bottom w:w="0" w:type="dxa"/>
-          </w:tblCellMar>
-        </w:tblPrEx>
         <w:tc>
           <w:tcPr>
             <w:tcW w:w="2340" w:type="dxa"/>
@@ -953,12 +922,6 @@
         </w:tc>
       </w:tr>
       <w:tr>
-        <w:tblPrEx>
-          <w:tblCellMar>
-            <w:top w:w="0" w:type="dxa"/>
-            <w:bottom w:w="0" w:type="dxa"/>
-          </w:tblCellMar>
-        </w:tblPrEx>
         <w:tc>
           <w:tcPr>
             <w:tcW w:w="2340" w:type="dxa"/>
@@ -1114,12 +1077,6 @@
         </w:tc>
       </w:tr>
       <w:tr>
-        <w:tblPrEx>
-          <w:tblCellMar>
-            <w:top w:w="0" w:type="dxa"/>
-            <w:bottom w:w="0" w:type="dxa"/>
-          </w:tblCellMar>
-        </w:tblPrEx>
         <w:tc>
           <w:tcPr>
             <w:tcW w:w="2340" w:type="dxa"/>
@@ -1250,12 +1207,6 @@
         </w:tc>
       </w:tr>
       <w:tr>
-        <w:tblPrEx>
-          <w:tblCellMar>
-            <w:top w:w="0" w:type="dxa"/>
-            <w:bottom w:w="0" w:type="dxa"/>
-          </w:tblCellMar>
-        </w:tblPrEx>
         <w:tc>
           <w:tcPr>
             <w:tcW w:w="2340" w:type="dxa"/>
